--- a/papers/_INTEGRATE_DONE.docx
+++ b/papers/_INTEGRATE_DONE.docx
@@ -8,7 +8,7 @@
         <w:pStyle w:val="Heading1"/>
       </w:pPr>
       <w:r>
-        <w:t xml:space="preserve">★ INTEGRATE DONE · 集成已完成</w:t>
+        <w:t xml:space="preserve">INTEGRATE DONE · 集成已完成</w:t>
       </w:r>
     </w:p>
     <w:p>
@@ -58,7 +58,7 @@
         <w:t xml:space="preserve"> </w:t>
       </w:r>
       <w:r>
-        <w:t xml:space="preserve">—— ★</w:t>
+        <w:t xml:space="preserve">——</w:t>
       </w:r>
       <w:r>
         <w:t xml:space="preserve"> </w:t>
@@ -105,10 +105,7 @@
         <w:t xml:space="preserve">feature/revise-per-external-review-2026-10-24</w:t>
       </w:r>
       <w:r>
-        <w:t xml:space="preserve">（★</w:t>
-      </w:r>
-      <w:r>
-        <w:t xml:space="preserve"> </w:t>
+        <w:t xml:space="preserve">（</w:t>
       </w:r>
       <w:r>
         <w:rPr>
@@ -128,13 +125,13 @@
         </w:pict>
       </w:r>
     </w:p>
-    <w:bookmarkStart w:id="20" w:name="本轮交付"/>
+    <w:bookmarkStart w:id="20" w:name="这一轮交付"/>
     <w:p>
       <w:pPr>
         <w:pStyle w:val="Heading2"/>
       </w:pPr>
       <w:r>
-        <w:t xml:space="preserve">本轮交付</w:t>
+        <w:t xml:space="preserve">这一轮交付</w:t>
       </w:r>
     </w:p>
     <w:tbl>
@@ -287,7 +284,7 @@
               <w:t xml:space="preserve">新增 §9</w:t>
             </w:r>
             <w:r>
-              <w:t xml:space="preserve">（23 行；登记 §8.1×7 / §8.2×4 / §8.3×8 / §8.4×4）｜★</w:t>
+              <w:t xml:space="preserve">（23 行；登记 §8.1×7 / §8.2×4 / §8.3×8 / §8.4×4）｜</w:t>
             </w:r>
             <w:r>
               <w:t xml:space="preserve"> </w:t>
@@ -358,7 +355,7 @@
               <w:t xml:space="preserve">标记一个未删</w:t>
             </w:r>
             <w:r>
-              <w:t xml:space="preserve">）｜行序未动 ⇒ 既有「见 §9 第 N 项」引用仍指得对</w:t>
+              <w:t xml:space="preserve">）｜行序未动，既有「见 §9 第 N 项」引用仍指得对</w:t>
             </w:r>
           </w:p>
         </w:tc>
@@ -637,7 +634,7 @@
                 <w:bCs/>
                 <w:b/>
               </w:rPr>
-              <w:t xml:space="preserve">新增第 9、10 条写作纪律</w:t>
+              <w:t xml:space="preserve">新增第 9、10 条写作要求</w:t>
             </w:r>
           </w:p>
         </w:tc>
@@ -678,12 +675,6 @@
               <w:jc w:val="left"/>
             </w:pPr>
             <w:r>
-              <w:t xml:space="preserve">★</w:t>
-            </w:r>
-            <w:r>
-              <w:t xml:space="preserve"> </w:t>
-            </w:r>
-            <w:r>
               <w:rPr>
                 <w:bCs/>
                 <w:b/>
@@ -691,7 +682,7 @@
               <w:t xml:space="preserve">本报告</w:t>
             </w:r>
             <w:r>
-              <w:t xml:space="preserve">（逐条留痕 + ★「旧措辞 → 新措辞」对照表 + 真实输出 + 5 项交 owner 裁决）</w:t>
+              <w:t xml:space="preserve">（逐条留痕 + 「旧措辞 → 新措辞」对照表 + 真实输出 + 5 项交 owner 裁决）</w:t>
             </w:r>
           </w:p>
         </w:tc>
@@ -757,7 +748,7 @@
               <w:t xml:space="preserve"> </w:t>
             </w:r>
             <w:r>
-              <w:t xml:space="preserve">退出码 0 ｜★</w:t>
+              <w:t xml:space="preserve">退出码 0 ｜</w:t>
             </w:r>
             <w:r>
               <w:t xml:space="preserve"> </w:t>
@@ -790,7 +781,7 @@
         <w:pStyle w:val="Heading2"/>
       </w:pPr>
       <w:r>
-        <w:t xml:space="preserve">★ 自查命令与真实输出摘要</w:t>
+        <w:t xml:space="preserve">自查命令与真实输出摘要</w:t>
       </w:r>
     </w:p>
     <w:p>
@@ -1045,7 +1036,7 @@
         <w:pStyle w:val="FirstParagraph"/>
       </w:pPr>
       <w:r>
-        <w:t xml:space="preserve">★ 注：上表为</w:t>
+        <w:t xml:space="preserve">注：上表为</w:t>
       </w:r>
       <w:r>
         <w:rPr>
@@ -1067,10 +1058,7 @@
         <w:t xml:space="preserve">build_docx.sh</w:t>
       </w:r>
       <w:r>
-        <w:t xml:space="preserve">（会多出这两个文件的 docx）⇒</w:t>
-      </w:r>
-      <w:r>
-        <w:t xml:space="preserve"> </w:t>
+        <w:t xml:space="preserve">（会多出这两个文件的 docx），</w:t>
       </w:r>
       <w:r>
         <w:rPr>
@@ -1097,7 +1085,7 @@
         <w:pStyle w:val="Heading2"/>
       </w:pPr>
       <w:r>
-        <w:t xml:space="preserve">★ 关键自查（真实输出）</w:t>
+        <w:t xml:space="preserve">关键自查（真实输出）</w:t>
       </w:r>
     </w:p>
     <w:tbl>
@@ -1163,12 +1151,6 @@
               <w:jc w:val="left"/>
             </w:pPr>
             <w:r>
-              <w:t xml:space="preserve">★</w:t>
-            </w:r>
-            <w:r>
-              <w:t xml:space="preserve"> </w:t>
-            </w:r>
-            <w:r>
               <w:rPr>
                 <w:bCs/>
                 <w:b/>
@@ -1230,12 +1212,6 @@
               <w:jc w:val="left"/>
             </w:pPr>
             <w:r>
-              <w:t xml:space="preserve">★</w:t>
-            </w:r>
-            <w:r>
-              <w:t xml:space="preserve"> </w:t>
-            </w:r>
-            <w:r>
               <w:rPr>
                 <w:bCs/>
                 <w:b/>
@@ -1272,12 +1248,6 @@
               <w:jc w:val="left"/>
             </w:pPr>
             <w:r>
-              <w:t xml:space="preserve">★</w:t>
-            </w:r>
-            <w:r>
-              <w:t xml:space="preserve"> </w:t>
-            </w:r>
-            <w:r>
               <w:rPr>
                 <w:bCs/>
                 <w:b/>
@@ -1285,7 +1255,7 @@
               <w:t xml:space="preserve">4 命中，全部在否定句里</w:t>
             </w:r>
             <w:r>
-              <w:t xml:space="preserve">（「✖</w:t>
+              <w:t xml:space="preserve">（「</w:t>
             </w:r>
             <w:r>
               <w:t xml:space="preserve"> </w:t>
@@ -1327,12 +1297,6 @@
               <w:jc w:val="left"/>
             </w:pPr>
             <w:r>
-              <w:t xml:space="preserve">★</w:t>
-            </w:r>
-            <w:r>
-              <w:t xml:space="preserve"> </w:t>
-            </w:r>
-            <w:r>
               <w:rPr>
                 <w:bCs/>
                 <w:b/>
@@ -1350,7 +1314,7 @@
               <w:t xml:space="preserve">不是脆弱格</w:t>
             </w:r>
             <w:r>
-              <w:t xml:space="preserve">」/「脆弱性归因已被第二组自己推翻 ⇒ 该条已撤回」）</w:t>
+              <w:t xml:space="preserve">」/「脆弱性归因已被第二组自己推翻，该条已撤回」）</w:t>
             </w:r>
           </w:p>
         </w:tc>
@@ -1379,12 +1343,6 @@
               <w:jc w:val="left"/>
             </w:pPr>
             <w:r>
-              <w:t xml:space="preserve">★</w:t>
-            </w:r>
-            <w:r>
-              <w:t xml:space="preserve"> </w:t>
-            </w:r>
-            <w:r>
               <w:rPr>
                 <w:bCs/>
                 <w:b/>
@@ -1434,10 +1392,7 @@
               <w:t xml:space="preserve">:426</w:t>
             </w:r>
             <w:r>
-              <w:t xml:space="preserve">）⇒ ★</w:t>
-            </w:r>
-            <w:r>
-              <w:t xml:space="preserve"> </w:t>
+              <w:t xml:space="preserve">），</w:t>
             </w:r>
             <w:r>
               <w:rPr>
@@ -1473,12 +1428,6 @@
               <w:jc w:val="left"/>
             </w:pPr>
             <w:r>
-              <w:t xml:space="preserve">★</w:t>
-            </w:r>
-            <w:r>
-              <w:t xml:space="preserve"> </w:t>
-            </w:r>
-            <w:r>
               <w:rPr>
                 <w:bCs/>
                 <w:b/>
@@ -1515,12 +1464,6 @@
               <w:jc w:val="left"/>
             </w:pPr>
             <w:r>
-              <w:t xml:space="preserve">★</w:t>
-            </w:r>
-            <w:r>
-              <w:t xml:space="preserve"> </w:t>
-            </w:r>
-            <w:r>
               <w:rPr>
                 <w:bCs/>
                 <w:b/>
@@ -1538,7 +1481,7 @@
               <w:t xml:space="preserve">禁令条文 / 禁用示例</w:t>
             </w:r>
             <w:r>
-              <w:t xml:space="preserve">的引用（语义合规；★ 字面 grep 会命中 ⇒ 已登记，</w:t>
+              <w:t xml:space="preserve">的引用（语义合规；字面 grep 会命中，已登记，</w:t>
             </w:r>
             <w:r>
               <w:rPr>
@@ -1568,7 +1511,7 @@
         <w:pStyle w:val="Heading2"/>
       </w:pPr>
       <w:r>
-        <w:t xml:space="preserve">⚠️ 交 owner 裁决的 5 项（详见</w:t>
+        <w:t xml:space="preserve">交 owner 裁决的 5 项（详见</w:t>
       </w:r>
       <w:r>
         <w:t xml:space="preserve"> </w:t>
@@ -1626,7 +1569,7 @@
         <w:t xml:space="preserve">:1044</w:t>
       </w:r>
       <w:r>
-        <w:t xml:space="preserve">）—— ★</w:t>
+        <w:t xml:space="preserve">）——</w:t>
       </w:r>
       <w:r>
         <w:t xml:space="preserve"> </w:t>
@@ -1655,7 +1598,7 @@
         <w:t xml:space="preserve">回源条数三处不一致</w:t>
       </w:r>
       <w:r>
-        <w:t xml:space="preserve">（合订本 84/84 · 总纲 42/43 · 08 表实测 ≈89–91 行）—— ★</w:t>
+        <w:t xml:space="preserve">（合订本 84/84 · 总纲 42/43 · 08 表实测 ≈89–91 行）——</w:t>
       </w:r>
       <w:r>
         <w:t xml:space="preserve"> </w:t>
@@ -1687,10 +1630,7 @@
         <w:t xml:space="preserve"> </w:t>
       </w:r>
       <w:r>
-        <w:t xml:space="preserve">—— 本轮只加口径声明，★</w:t>
-      </w:r>
-      <w:r>
-        <w:t xml:space="preserve"> </w:t>
+        <w:t xml:space="preserve">—— 这一轮只加口径声明，</w:t>
       </w:r>
       <w:r>
         <w:rPr>
@@ -1746,7 +1686,7 @@
         <w:t xml:space="preserve"> </w:t>
       </w:r>
       <w:r>
-        <w:t xml:space="preserve">末行与合订本附录 A 都写着它 —— ★</w:t>
+        <w:t xml:space="preserve">末行与合订本附录 A 都写着它 ——</w:t>
       </w:r>
       <w:r>
         <w:t xml:space="preserve"> </w:t>
@@ -1831,40 +1771,105 @@
         <w:pStyle w:val="Compact"/>
       </w:pPr>
       <w:r>
-        <w:t xml:space="preserve">★★</w:t>
-      </w:r>
-      <w:r>
+        <w:rPr>
+          <w:rStyle w:val="VerbatimChar"/>
+          <w:bCs/>
+          <w:b/>
+        </w:rPr>
+        <w:t xml:space="preserve">SHA256SUMS.txt</w:t>
+      </w:r>
+      <w:r>
+        <w:rPr>
+          <w:bCs/>
+          <w:b/>
+        </w:rPr>
         <w:t xml:space="preserve"> </w:t>
       </w:r>
       <w:r>
         <w:rPr>
+          <w:bCs/>
+          <w:b/>
+        </w:rPr>
+        <w:t xml:space="preserve">的 docx 指纹天生不可复现</w:t>
+      </w:r>
+      <w:r>
+        <w:t xml:space="preserve"> </w:t>
+      </w:r>
+      <w:r>
+        <w:t xml:space="preserve">—— 这一轮实测：重建后</w:t>
+      </w:r>
+      <w:r>
+        <w:t xml:space="preserve"> </w:t>
+      </w:r>
+      <w:r>
+        <w:rPr>
+          <w:bCs/>
+          <w:b/>
+        </w:rPr>
+        <w:t xml:space="preserve">16 个 docx 的 sha256 全部变了</w:t>
+      </w:r>
+      <w:r>
+        <w:t xml:space="preserve">（</w:t>
+      </w:r>
+      <w:r>
+        <w:rPr>
+          <w:bCs/>
+          <w:b/>
+        </w:rPr>
+        <w:t xml:space="preserve">含这一轮没动 md 的 05 / 07 / 08</w:t>
+      </w:r>
+      <w:r>
+        <w:t xml:space="preserve">），根因</w:t>
+      </w:r>
+      <w:r>
+        <w:rPr>
+          <w:bCs/>
+          <w:b/>
+        </w:rPr>
+        <w:t xml:space="preserve">只是</w:t>
+      </w:r>
+      <w:r>
+        <w:t xml:space="preserve"> </w:t>
+      </w:r>
+      <w:r>
+        <w:rPr>
           <w:rStyle w:val="VerbatimChar"/>
-          <w:bCs/>
-          <w:b/>
-        </w:rPr>
-        <w:t xml:space="preserve">SHA256SUMS.txt</w:t>
-      </w:r>
-      <w:r>
-        <w:rPr>
-          <w:bCs/>
-          <w:b/>
-        </w:rPr>
+        </w:rPr>
+        <w:t xml:space="preserve">docProps/core.xml</w:t>
+      </w:r>
+      <w:r>
         <w:t xml:space="preserve"> </w:t>
       </w:r>
       <w:r>
-        <w:rPr>
-          <w:bCs/>
-          <w:b/>
-        </w:rPr>
-        <w:t xml:space="preserve">的 docx 指纹天生不可复现</w:t>
-      </w:r>
-      <w:r>
+        <w:t xml:space="preserve">的构建时间戳（pandoc 每次写入当前 UTC 时间），</w:t>
+      </w:r>
+      <w:r>
+        <w:rPr>
+          <w:bCs/>
+          <w:b/>
+        </w:rPr>
+        <w:t xml:space="preserve">实测 05 篇新旧 docx 的</w:t>
+      </w:r>
+      <w:r>
+        <w:rPr>
+          <w:bCs/>
+          <w:b/>
+        </w:rPr>
         <w:t xml:space="preserve"> </w:t>
       </w:r>
       <w:r>
-        <w:t xml:space="preserve">—— 本轮实测：重建后</w:t>
-      </w:r>
-      <w:r>
+        <w:rPr>
+          <w:rStyle w:val="VerbatimChar"/>
+          <w:bCs/>
+          <w:b/>
+        </w:rPr>
+        <w:t xml:space="preserve">word/document.xml</w:t>
+      </w:r>
+      <w:r>
+        <w:rPr>
+          <w:bCs/>
+          <w:b/>
+        </w:rPr>
         <w:t xml:space="preserve"> </w:t>
       </w:r>
       <w:r>
@@ -1872,27 +1877,39 @@
           <w:bCs/>
           <w:b/>
         </w:rPr>
-        <w:t xml:space="preserve">16 个 docx 的 sha256 全部变了</w:t>
+        <w:t xml:space="preserve">逐字节相同</w:t>
       </w:r>
       <w:r>
         <w:t xml:space="preserve">（</w:t>
       </w:r>
       <w:r>
         <w:rPr>
-          <w:bCs/>
-          <w:b/>
-        </w:rPr>
-        <w:t xml:space="preserve">含本轮没动 md 的 05 / 07 / 08</w:t>
-      </w:r>
-      <w:r>
-        <w:t xml:space="preserve">）⇒ 根因</w:t>
-      </w:r>
-      <w:r>
-        <w:rPr>
-          <w:bCs/>
-          <w:b/>
-        </w:rPr>
-        <w:t xml:space="preserve">只是</w:t>
+          <w:rStyle w:val="VerbatimChar"/>
+        </w:rPr>
+        <w:t xml:space="preserve">948abd222eb6</w:t>
+      </w:r>
+      <w:r>
+        <w:t xml:space="preserve">），</w:t>
+      </w:r>
+      <w:r>
+        <w:rPr>
+          <w:bCs/>
+          <w:b/>
+        </w:rPr>
+        <w:t xml:space="preserve">正文内容可复现性成立</w:t>
+      </w:r>
+      <w:r>
+        <w:t xml:space="preserve">，但清单承诺的「逐文件指纹」对 docx 那一半</w:t>
+      </w:r>
+      <w:r>
+        <w:rPr>
+          <w:bCs/>
+          <w:b/>
+        </w:rPr>
+        <w:t xml:space="preserve">不成立</w:t>
+      </w:r>
+      <w:r>
+        <w:t xml:space="preserve">，建议清单改记</w:t>
       </w:r>
       <w:r>
         <w:t xml:space="preserve"> </w:t>
@@ -1901,115 +1918,20 @@
         <w:rPr>
           <w:rStyle w:val="VerbatimChar"/>
         </w:rPr>
-        <w:t xml:space="preserve">docProps/core.xml</w:t>
+        <w:t xml:space="preserve">word/document.xml</w:t>
       </w:r>
       <w:r>
         <w:t xml:space="preserve"> </w:t>
       </w:r>
       <w:r>
-        <w:t xml:space="preserve">的构建时间戳（pandoc 每次写入当前 UTC 时间）⇒ ★</w:t>
-      </w:r>
-      <w:r>
-        <w:t xml:space="preserve"> </w:t>
-      </w:r>
-      <w:r>
-        <w:rPr>
-          <w:bCs/>
-          <w:b/>
-        </w:rPr>
-        <w:t xml:space="preserve">实测 05 篇新旧 docx 的</w:t>
-      </w:r>
-      <w:r>
-        <w:rPr>
-          <w:bCs/>
-          <w:b/>
-        </w:rPr>
-        <w:t xml:space="preserve"> </w:t>
-      </w:r>
-      <w:r>
-        <w:rPr>
-          <w:rStyle w:val="VerbatimChar"/>
-          <w:bCs/>
-          <w:b/>
-        </w:rPr>
-        <w:t xml:space="preserve">word/document.xml</w:t>
-      </w:r>
-      <w:r>
-        <w:rPr>
-          <w:bCs/>
-          <w:b/>
-        </w:rPr>
-        <w:t xml:space="preserve"> </w:t>
-      </w:r>
-      <w:r>
-        <w:rPr>
-          <w:bCs/>
-          <w:b/>
-        </w:rPr>
-        <w:t xml:space="preserve">逐字节相同</w:t>
-      </w:r>
-      <w:r>
-        <w:t xml:space="preserve">（</w:t>
-      </w:r>
-      <w:r>
-        <w:rPr>
-          <w:rStyle w:val="VerbatimChar"/>
-        </w:rPr>
-        <w:t xml:space="preserve">948abd222eb6</w:t>
-      </w:r>
-      <w:r>
-        <w:t xml:space="preserve">）⇒</w:t>
-      </w:r>
-      <w:r>
-        <w:t xml:space="preserve"> </w:t>
-      </w:r>
-      <w:r>
-        <w:rPr>
-          <w:bCs/>
-          <w:b/>
-        </w:rPr>
-        <w:t xml:space="preserve">正文内容可复现性成立</w:t>
-      </w:r>
-      <w:r>
-        <w:t xml:space="preserve">，但清单承诺的「逐文件指纹」对 docx 那一半</w:t>
-      </w:r>
-      <w:r>
-        <w:rPr>
-          <w:bCs/>
-          <w:b/>
-        </w:rPr>
-        <w:t xml:space="preserve">不成立</w:t>
-      </w:r>
-      <w:r>
-        <w:t xml:space="preserve"> </w:t>
-      </w:r>
-      <w:r>
-        <w:t xml:space="preserve">⇒ 建议清单改记</w:t>
-      </w:r>
-      <w:r>
-        <w:t xml:space="preserve"> </w:t>
-      </w:r>
-      <w:r>
-        <w:rPr>
-          <w:rStyle w:val="VerbatimChar"/>
-        </w:rPr>
-        <w:t xml:space="preserve">word/document.xml</w:t>
-      </w:r>
-      <w:r>
-        <w:t xml:space="preserve"> </w:t>
-      </w:r>
-      <w:r>
-        <w:t xml:space="preserve">的 sha256。★</w:t>
-      </w:r>
-      <w:r>
-        <w:t xml:space="preserve"> </w:t>
-      </w:r>
-      <w:r>
-        <w:rPr>
-          <w:bCs/>
-          <w:b/>
-        </w:rPr>
-        <w:t xml:space="preserve">本轮未擅自改清单</w:t>
+        <w:t xml:space="preserve">的 sha256。</w:t>
+      </w:r>
+      <w:r>
+        <w:rPr>
+          <w:bCs/>
+          <w:b/>
+        </w:rPr>
+        <w:t xml:space="preserve">这一轮未擅自改清单</w:t>
       </w:r>
       <w:r>
         <w:t xml:space="preserve">（重算属版本管理动作，文件集合由 owner 定）</w:t>
@@ -2024,14 +1946,14 @@
     </w:p>
     <w:p>
       <w:pPr>
-        <w:pStyle w:val="FirstParagraph"/>
-      </w:pPr>
-      <w:r>
-        <w:rPr>
-          <w:iCs/>
-          <w:i/>
-        </w:rPr>
-        <w:t xml:space="preserve">★ 集成已完成 —— 合订本可以开核。</w:t>
+        <w:numPr>
+          <w:ilvl w:val="0"/>
+          <w:numId w:val="1002"/>
+        </w:numPr>
+        <w:pStyle w:val="Compact"/>
+      </w:pPr>
+      <w:r>
+        <w:t xml:space="preserve">集成已完成 —— 合订本可以开核。*</w:t>
       </w:r>
     </w:p>
     <w:bookmarkEnd w:id="23"/>
@@ -2221,6 +2143,82 @@
       <w:start w:val="1"/>
       <w:numFmt w:val="decimal"/>
       <w:lvlText w:val="%9."/>
+      <w:lvlJc w:val="left"/>
+      <w:pPr>
+        <w:ind w:left="6480" w:hanging="480"/>
+      </w:pPr>
+    </w:lvl>
+  </w:abstractNum>
+  <w:abstractNum w:abstractNumId="991">
+    <w:nsid w:val="A991"/>
+    <w:multiLevelType w:val="multilevel"/>
+    <w:lvl w:ilvl="0">
+      <w:numFmt w:val="bullet"/>
+      <w:lvlText w:val="•"/>
+      <w:lvlJc w:val="left"/>
+      <w:pPr>
+        <w:ind w:left="720" w:hanging="480"/>
+      </w:pPr>
+    </w:lvl>
+    <w:lvl w:ilvl="1">
+      <w:numFmt w:val="bullet"/>
+      <w:lvlText w:val="–"/>
+      <w:lvlJc w:val="left"/>
+      <w:pPr>
+        <w:ind w:left="1440" w:hanging="480"/>
+      </w:pPr>
+    </w:lvl>
+    <w:lvl w:ilvl="2">
+      <w:numFmt w:val="bullet"/>
+      <w:lvlText w:val="•"/>
+      <w:lvlJc w:val="left"/>
+      <w:pPr>
+        <w:ind w:left="2160" w:hanging="480"/>
+      </w:pPr>
+    </w:lvl>
+    <w:lvl w:ilvl="3">
+      <w:numFmt w:val="bullet"/>
+      <w:lvlText w:val="–"/>
+      <w:lvlJc w:val="left"/>
+      <w:pPr>
+        <w:ind w:left="2880" w:hanging="480"/>
+      </w:pPr>
+    </w:lvl>
+    <w:lvl w:ilvl="4">
+      <w:numFmt w:val="bullet"/>
+      <w:lvlText w:val="•"/>
+      <w:lvlJc w:val="left"/>
+      <w:pPr>
+        <w:ind w:left="3600" w:hanging="480"/>
+      </w:pPr>
+    </w:lvl>
+    <w:lvl w:ilvl="5">
+      <w:numFmt w:val="bullet"/>
+      <w:lvlText w:val="–"/>
+      <w:lvlJc w:val="left"/>
+      <w:pPr>
+        <w:ind w:left="4320" w:hanging="480"/>
+      </w:pPr>
+    </w:lvl>
+    <w:lvl w:ilvl="6">
+      <w:numFmt w:val="bullet"/>
+      <w:lvlText w:val="•"/>
+      <w:lvlJc w:val="left"/>
+      <w:pPr>
+        <w:ind w:left="5040" w:hanging="480"/>
+      </w:pPr>
+    </w:lvl>
+    <w:lvl w:ilvl="7">
+      <w:numFmt w:val="bullet"/>
+      <w:lvlText w:val="–"/>
+      <w:lvlJc w:val="left"/>
+      <w:pPr>
+        <w:ind w:left="5760" w:hanging="480"/>
+      </w:pPr>
+    </w:lvl>
+    <w:lvl w:ilvl="8">
+      <w:numFmt w:val="bullet"/>
+      <w:lvlText w:val="•"/>
       <w:lvlJc w:val="left"/>
       <w:pPr>
         <w:ind w:left="6480" w:hanging="480"/>
@@ -2259,6 +2257,9 @@
     <w:lvlOverride w:ilvl="8">
       <w:startOverride w:val="1"/>
     </w:lvlOverride>
+  </w:num>
+  <w:num w:numId="1002">
+    <w:abstractNumId w:val="991"/>
   </w:num>
 </w:numbering>
 </file>
